--- a/Locust/Locust-Notes-05.docx
+++ b/Locust/Locust-Notes-05.docx
@@ -4,6 +4,9 @@
   <w:body>
     <w:p>
       <w:r>
+        <w:rPr>
+          <w:noProof/>
+        </w:rPr>
         <w:drawing>
           <wp:inline distT="0" distB="0" distL="0" distR="0" wp14:anchorId="1631F3AF" wp14:editId="468FB70D">
             <wp:extent cx="5943600" cy="3249295"/>
@@ -52,6 +55,9 @@
     </w:p>
     <w:p>
       <w:r>
+        <w:rPr>
+          <w:noProof/>
+        </w:rPr>
         <w:drawing>
           <wp:inline distT="0" distB="0" distL="0" distR="0" wp14:anchorId="37811242" wp14:editId="5DB470EC">
             <wp:extent cx="5943600" cy="1782445"/>
@@ -104,6 +110,9 @@
         </w:rPr>
       </w:pPr>
       <w:r>
+        <w:rPr>
+          <w:noProof/>
+        </w:rPr>
         <w:drawing>
           <wp:inline distT="0" distB="0" distL="0" distR="0" wp14:anchorId="290E1529" wp14:editId="51D56554">
             <wp:extent cx="6598920" cy="1920235"/>
@@ -144,9 +153,159 @@
     <w:p>
       <w:pPr>
         <w:ind w:left="720" w:firstLine="720"/>
+      </w:pPr>
+      <w:r>
+        <w:t>==========================================</w:t>
+      </w:r>
+    </w:p>
+    <w:p>
+      <w:r>
         <w:rPr>
-          <w:rtl/>
+          <w:noProof/>
         </w:rPr>
+        <w:lastRenderedPageBreak/>
+        <w:drawing>
+          <wp:inline distT="0" distB="0" distL="0" distR="0" wp14:anchorId="16E30CBA" wp14:editId="5DD8FB23">
+            <wp:extent cx="5943600" cy="4508500"/>
+            <wp:effectExtent l="0" t="0" r="0" b="6350"/>
+            <wp:docPr id="2056619851" name="Picture 1"/>
+            <wp:cNvGraphicFramePr>
+              <a:graphicFrameLocks xmlns:a="http://schemas.openxmlformats.org/drawingml/2006/main" noChangeAspect="1"/>
+            </wp:cNvGraphicFramePr>
+            <a:graphic xmlns:a="http://schemas.openxmlformats.org/drawingml/2006/main">
+              <a:graphicData uri="http://schemas.openxmlformats.org/drawingml/2006/picture">
+                <pic:pic xmlns:pic="http://schemas.openxmlformats.org/drawingml/2006/picture">
+                  <pic:nvPicPr>
+                    <pic:cNvPr id="2056619851" name=""/>
+                    <pic:cNvPicPr/>
+                  </pic:nvPicPr>
+                  <pic:blipFill>
+                    <a:blip r:embed="rId7"/>
+                    <a:stretch>
+                      <a:fillRect/>
+                    </a:stretch>
+                  </pic:blipFill>
+                  <pic:spPr>
+                    <a:xfrm>
+                      <a:off x="0" y="0"/>
+                      <a:ext cx="5943600" cy="4508500"/>
+                    </a:xfrm>
+                    <a:prstGeom prst="rect">
+                      <a:avLst/>
+                    </a:prstGeom>
+                  </pic:spPr>
+                </pic:pic>
+              </a:graphicData>
+            </a:graphic>
+          </wp:inline>
+        </w:drawing>
+      </w:r>
+    </w:p>
+    <w:p>
+      <w:pPr>
+        <w:ind w:left="720" w:firstLine="720"/>
+      </w:pPr>
+      <w:r>
+        <w:t>==========================================</w:t>
+      </w:r>
+    </w:p>
+    <w:p>
+      <w:r>
+        <w:rPr>
+          <w:noProof/>
+        </w:rPr>
+        <w:lastRenderedPageBreak/>
+        <w:drawing>
+          <wp:inline distT="0" distB="0" distL="0" distR="0" wp14:anchorId="74982EE2" wp14:editId="5E0E36D5">
+            <wp:extent cx="5943600" cy="4413250"/>
+            <wp:effectExtent l="0" t="0" r="0" b="6350"/>
+            <wp:docPr id="1370912571" name="Picture 1"/>
+            <wp:cNvGraphicFramePr>
+              <a:graphicFrameLocks xmlns:a="http://schemas.openxmlformats.org/drawingml/2006/main" noChangeAspect="1"/>
+            </wp:cNvGraphicFramePr>
+            <a:graphic xmlns:a="http://schemas.openxmlformats.org/drawingml/2006/main">
+              <a:graphicData uri="http://schemas.openxmlformats.org/drawingml/2006/picture">
+                <pic:pic xmlns:pic="http://schemas.openxmlformats.org/drawingml/2006/picture">
+                  <pic:nvPicPr>
+                    <pic:cNvPr id="1370912571" name=""/>
+                    <pic:cNvPicPr/>
+                  </pic:nvPicPr>
+                  <pic:blipFill>
+                    <a:blip r:embed="rId8"/>
+                    <a:stretch>
+                      <a:fillRect/>
+                    </a:stretch>
+                  </pic:blipFill>
+                  <pic:spPr>
+                    <a:xfrm>
+                      <a:off x="0" y="0"/>
+                      <a:ext cx="5943600" cy="4413250"/>
+                    </a:xfrm>
+                    <a:prstGeom prst="rect">
+                      <a:avLst/>
+                    </a:prstGeom>
+                  </pic:spPr>
+                </pic:pic>
+              </a:graphicData>
+            </a:graphic>
+          </wp:inline>
+        </w:drawing>
+      </w:r>
+    </w:p>
+    <w:p>
+      <w:pPr>
+        <w:ind w:left="720" w:firstLine="720"/>
+      </w:pPr>
+      <w:r>
+        <w:t>==========================================</w:t>
+      </w:r>
+    </w:p>
+    <w:p>
+      <w:r>
+        <w:rPr>
+          <w:noProof/>
+        </w:rPr>
+        <w:lastRenderedPageBreak/>
+        <w:drawing>
+          <wp:inline distT="0" distB="0" distL="0" distR="0" wp14:anchorId="2F8A1FA8" wp14:editId="29B83591">
+            <wp:extent cx="5943600" cy="3724275"/>
+            <wp:effectExtent l="0" t="0" r="0" b="9525"/>
+            <wp:docPr id="1090889731" name="Picture 1"/>
+            <wp:cNvGraphicFramePr>
+              <a:graphicFrameLocks xmlns:a="http://schemas.openxmlformats.org/drawingml/2006/main" noChangeAspect="1"/>
+            </wp:cNvGraphicFramePr>
+            <a:graphic xmlns:a="http://schemas.openxmlformats.org/drawingml/2006/main">
+              <a:graphicData uri="http://schemas.openxmlformats.org/drawingml/2006/picture">
+                <pic:pic xmlns:pic="http://schemas.openxmlformats.org/drawingml/2006/picture">
+                  <pic:nvPicPr>
+                    <pic:cNvPr id="1090889731" name=""/>
+                    <pic:cNvPicPr/>
+                  </pic:nvPicPr>
+                  <pic:blipFill>
+                    <a:blip r:embed="rId9"/>
+                    <a:stretch>
+                      <a:fillRect/>
+                    </a:stretch>
+                  </pic:blipFill>
+                  <pic:spPr>
+                    <a:xfrm>
+                      <a:off x="0" y="0"/>
+                      <a:ext cx="5943600" cy="3724275"/>
+                    </a:xfrm>
+                    <a:prstGeom prst="rect">
+                      <a:avLst/>
+                    </a:prstGeom>
+                  </pic:spPr>
+                </pic:pic>
+              </a:graphicData>
+            </a:graphic>
+          </wp:inline>
+        </w:drawing>
+      </w:r>
+    </w:p>
+    <w:p>
+      <w:pPr>
+        <w:ind w:left="720" w:firstLine="720"/>
       </w:pPr>
       <w:r>
         <w:t>==========================================</w:t>
